--- a/The Dolphins' View of History/chapters/35 - The World Was Supposed to End in 2012 (It Didn't).docx
+++ b/The Dolphins' View of History/chapters/35 - The World Was Supposed to End in 2012 (It Didn't).docx
@@ -18,7 +18,7 @@
           <w:sz w:val="36"/>
           <w:szCs w:val="36"/>
         </w:rPr>
-        <w:t xml:space="preserve">Chapter 35: The World Was Supposed to End in 2012 (It Didn't)</w:t>
+        <w:t xml:space="preserve">The Thirteenth B'ak'tun, 2012: The World Was Supposed to End in 2012 (It Didn't)</w:t>
       </w:r>
     </w:p>
     <w:p>
